--- a/knowledge/00_项目/发现阶段报告_甲方版.docx
+++ b/knowledge/00_项目/发现阶段报告_甲方版.docx
@@ -12,7 +12,7 @@
     </w:p>
     <w:p>
       <w:r>
-        <w:t>生成时间：2026-09-18T09:52:28    工具：膜方 AI（DeepSeek-V4-Pro 驱动）</w:t>
+        <w:t>生成时间：2026-09-18T12:13:02    工具：膜方 AI（DeepSeek-V4-Pro 驱动）</w:t>
       </w:r>
     </w:p>
     <w:p>
@@ -46,7 +46,7 @@
     </w:p>
     <w:p>
       <w:r>
-        <w:t>检索命中 973 条，去重 793 条，相关保留 160 条，入库 160 条，生成卡片 0 张。来源清单见附件《来源清单.xlsx》。</w:t>
+        <w:t>检索命中 994 条，去重 663 条，相关保留 160 条，入库 160 条，生成卡片 77 张。来源清单见附件《来源清单.xlsx》。</w:t>
       </w:r>
     </w:p>
     <w:tbl>
@@ -137,7 +137,7 @@
               <w:rPr>
                 <w:sz w:val="16"/>
               </w:rPr>
-              <w:t>115</w:t>
+              <w:t>194</w:t>
             </w:r>
           </w:p>
         </w:tc>
@@ -178,7 +178,7 @@
               <w:rPr>
                 <w:sz w:val="16"/>
               </w:rPr>
-              <w:t>99</w:t>
+              <w:t>140</w:t>
             </w:r>
           </w:p>
         </w:tc>
@@ -260,7 +260,7 @@
               <w:rPr>
                 <w:sz w:val="16"/>
               </w:rPr>
-              <w:t>18</w:t>
+              <w:t>26</w:t>
             </w:r>
           </w:p>
         </w:tc>
@@ -6279,7 +6279,7 @@
     </w:p>
     <w:p>
       <w:r>
-        <w:t>首轮小试务必固定吹膜工艺参数（温度、吹胀比、牵引比）并记录，所有配方使用同一批次再生料（R1、RL）以排除原料波动；每个配方至少留样3组测全项红线指标，优先测雾度与热封强度；若出现透明或热封不达标，立即调整LLC/LL比例或补回少量LDPE；建议同步试一条原配方作为基准对照。</w:t>
+        <w:t>首轮试验务必固定吹膜工艺参数（温度、吹胀比、牵引比）并记录，所有配方使用同一批次再生料以排除批次变异；每个配方至少留样3组用于复测透明度和力学性能；优先测试降本幅度大且无HDPE的配方，若雾度超标则立即调整HDPE或LLC比例；建议增加一组纯新料对照（现配方）同步制样，便于直接对比红线指标。</w:t>
       </w:r>
     </w:p>
     <w:tbl>
@@ -6384,7 +6384,7 @@
               <w:rPr>
                 <w:sz w:val="16"/>
               </w:rPr>
-              <w:t>降本最大（7.9%），无HDPE，用茂金属LLC保强度，高再生一级料R1（35%）+再生线性RL（20%）替代约55%原生料，设计思路激进，考验再生料相容性与透明性。</w:t>
+              <w:t>茂金属置换+高再生线性料，降本幅度最大（7.9%），LLC提供强度补偿，RL与R1双再生源降低成本，无HDPE减少雾度风险，适合验证极限降本路径。</w:t>
             </w:r>
           </w:p>
         </w:tc>
@@ -6397,7 +6397,7 @@
               <w:rPr>
                 <w:sz w:val="16"/>
               </w:rPr>
-              <w:t>雾度、透光率是否达标；拉伸与撕裂强度是否因再生料波动而下降；热封强度是否因无LDPE而不足。</w:t>
+              <w:t>雾度与透光率是否达标；拉伸与撕裂强度保持率；再生料晶点与分散均匀性。</w:t>
             </w:r>
           </w:p>
         </w:tc>
@@ -6438,7 +6438,7 @@
               <w:rPr>
                 <w:sz w:val="16"/>
               </w:rPr>
-              <w:t>降本7.9%，R1比例最高（41.2%），LLC仅38%，极度依赖再生料降本，风险高但若成功则成本优势显著，代表‘再生料最大化’路线。</w:t>
+              <w:t>温和降本（7.5%）+去HDPE，保留部分HD但比例低，LLC与RL协同保强度，成本接近7600目标，风险较低，可作为稳妥过渡方案。</w:t>
             </w:r>
           </w:p>
         </w:tc>
@@ -6451,7 +6451,7 @@
               <w:rPr>
                 <w:sz w:val="16"/>
               </w:rPr>
-              <w:t>再生料批次稳定性对力学性能的影响；晶点、杂质导致的透明缺陷；热封窗口是否变窄。</w:t>
+              <w:t>热封强度是否因HD减少而波动；穿刺强度是否满足厚膜需求；再生料批次稳定性。</w:t>
             </w:r>
           </w:p>
         </w:tc>
@@ -6492,7 +6492,7 @@
               <w:rPr>
                 <w:sz w:val="16"/>
               </w:rPr>
-              <w:t>降本7.7%，引入2% HDPE，保留部分刚性，LLC 38%+R1 39.1%+RL 20%，兼顾降本与挺度，是‘温和降本+保刚性’的代表。</w:t>
+              <w:t>茂金属置换+无HDPE，LLC占比高（44.1%），再生料总量适中，成本7567，降本显著且力学性能预期较优，适合评估LLC对透明度的贡献。</w:t>
             </w:r>
           </w:p>
         </w:tc>
@@ -6505,7 +6505,7 @@
               <w:rPr>
                 <w:sz w:val="16"/>
               </w:rPr>
-              <w:t>HDPE与再生料相容性；穿刺强度是否因HDPE而提升；雾度变化。</w:t>
+              <w:t>LLC与再生料的相容性；雾度变化；吹膜泡稳定性。</w:t>
             </w:r>
           </w:p>
         </w:tc>
@@ -6546,7 +6546,7 @@
               <w:rPr>
                 <w:sz w:val="16"/>
               </w:rPr>
-              <w:t>降本7.7%，含4% HDPE，LLC 40.2%+R1 35%，再生料比例相对保守，可能更接近原配方骨架，把握度较高。</w:t>
+              <w:t>双LLDPE组合（LL+LLC）去HDPE，兼顾C4与茂金属特性，成本7622接近上限，风险低，适合作为性能基准参考。</w:t>
             </w:r>
           </w:p>
         </w:tc>
@@ -6559,7 +6559,7 @@
               <w:rPr>
                 <w:sz w:val="16"/>
               </w:rPr>
-              <w:t>热封强度是否因HDPE增加而下降；透明度与雾度；拉伸强度是否达标。</w:t>
+              <w:t>两种LLDPE共混对热封强度的影响；透明度与基膜对比；再生料分散。</w:t>
             </w:r>
           </w:p>
         </w:tc>
@@ -6600,7 +6600,7 @@
               <w:rPr>
                 <w:sz w:val="16"/>
               </w:rPr>
-              <w:t>降本7.6%，LLC 35%+HD 2%+R1 42%+RL 20%，再生料总量62%，降本显著且含少量HDPE，探索‘高再生+微HDPE’平衡点。</w:t>
+              <w:t>高再生一级料（R1 45.9%）+无HDPE，极限再生比例考验透明度与强度，成本7609，若成功可大幅降低原料成本依赖。</w:t>
             </w:r>
           </w:p>
         </w:tc>
@@ -6613,7 +6613,7 @@
               <w:rPr>
                 <w:sz w:val="16"/>
               </w:rPr>
-              <w:t>再生料质量波动对性能一致性的影响；撕裂强度是否足够；膜泡稳定性。</w:t>
+              <w:t>雾度是否显著上升；拉伸与穿刺强度衰减；再生料气味与外观。</w:t>
             </w:r>
           </w:p>
         </w:tc>
@@ -6654,7 +6654,7 @@
               <w:rPr>
                 <w:sz w:val="16"/>
               </w:rPr>
-              <w:t>降本7.5%，LLC 34%+HD 5%+R1 40.1%+RL 20%，HDPE含量最高（5%），接近原配方HD比例，但LLC大幅降低，验证‘去LDPE、保HD、高再生’可行性。</w:t>
+              <w:t>含HDPE温和版，HD 5%维持刚性，LLC与RL补偿，成本7599接近目标，适合验证HDPE保留对透明度的实际影响。</w:t>
             </w:r>
           </w:p>
         </w:tc>
@@ -6667,7 +6667,7 @@
               <w:rPr>
                 <w:sz w:val="16"/>
               </w:rPr>
-              <w:t>透明度是否因HD 5%而恶化；热封强度与热粘性；穿刺强度变化。</w:t>
+              <w:t>雾度与HDPE含量的关系；热封强度是否下降；加工扭矩变化。</w:t>
             </w:r>
           </w:p>
         </w:tc>
@@ -6708,7 +6708,7 @@
               <w:rPr>
                 <w:sz w:val="16"/>
               </w:rPr>
-              <w:t>降本7.4%，LLC 37.8%+HD 5%+R1 36%+RL 20%+AD 1.2%，助剂略高，可能改善加工或光学，成本接近上限，但性能风险较低，作为保守备份。</w:t>
+              <w:t>高RL（20%）+低LLC，再生线性料为主，成本7584，验证RL对强度贡献及与R1的协同，为扩大再生料种类提供数据。</w:t>
             </w:r>
           </w:p>
         </w:tc>
@@ -6721,7 +6721,7 @@
               <w:rPr>
                 <w:sz w:val="16"/>
               </w:rPr>
-              <w:t>助剂对雾度的影响；热封性能；长期老化黄变。</w:t>
+              <w:t>撕裂强度方向性；再生料杂质引起的膜泡破裂；透光率均匀性。</w:t>
             </w:r>
           </w:p>
         </w:tc>
@@ -6762,7 +6762,7 @@
               <w:rPr>
                 <w:sz w:val="16"/>
               </w:rPr>
-              <w:t>降本7.2%，LL 19%+LLC 20%+R1 41%+RL 19%+AD 1%，唯一同时使用普通LL与茂金属LLC的配方，探索混合LL对性能与成本的折中，设计思路独特。</w:t>
+              <w:t>去HDPE+高AD助剂（1.2%），成本7610，考察助剂对再生料加工性的改善，以及无HDPE下热封性能，为后续配方优化提供边界。</w:t>
             </w:r>
           </w:p>
         </w:tc>
@@ -6775,7 +6775,7 @@
               <w:rPr>
                 <w:sz w:val="16"/>
               </w:rPr>
-              <w:t>两种LLDPE相容性及对撕裂强度的影响；透明度是否优于纯LLC方案；热封强度。</w:t>
+              <w:t>助剂对雾度的影响；热封强度与热粘性；螺杆打滑情况。</w:t>
             </w:r>
           </w:p>
         </w:tc>
